--- a/KeHoachSlidePowerPoint_QuanLyNhaHang_HoQuangHuy.docx
+++ b/KeHoachSlidePowerPoint_QuanLyNhaHang_HoQuangHuy.docx
@@ -1504,7 +1504,7 @@
                 <w:sz w:val="22"/>
                 <w:szCs w:val="22"/>
               </w:rPr>
-              <w:t xml:space="preserve">Cơ sở dữ liệu SQLite</w:t>
+              <w:t xml:space="preserve">Cơ sở dữ liệu Microsoft Access</w:t>
             </w:r>
           </w:p>
         </w:tc>
@@ -2781,7 +2781,7 @@
           <w:sz w:val="26"/>
           <w:szCs w:val="26"/>
         </w:rPr>
-        <w:t xml:space="preserve">5 công nghệ: C# .NET 10 (backend), SQLite (cơ sở dữ liệu), WebView2 (desktop app), Tailwind CSS (giao diện), Microsoft.Data.Sqlite (thư viện). Mỗi công nghệ 1 dòng giải thích vì sao chọn.</w:t>
+        <w:t xml:space="preserve">5 công nghệ: C# .NET 10 (backend), Microsoft Access (cơ sở dữ liệu), WebView2 (desktop app), Tailwind CSS (giao diện), System.Data.OleDb (thư viện kết nối). Mỗi công nghệ 1 dòng giải thích vì sao chọn.</w:t>
       </w:r>
     </w:p>
     <w:p>
@@ -2919,7 +2919,7 @@
           <w:sz w:val="26"/>
           <w:szCs w:val="26"/>
         </w:rPr>
-        <w:t xml:space="preserve">Sơ đồ 3 lớp: GUI (HTML/CSS/JS + Tailwind) ↔ API Controllers (C#) ↔ DAL (interface + implement) ↔ SQLite. Mũi tên 2 chiều thể hiện luồng dữ liệu. Giải thích tại sao 3 lớp: tách biệt trách nhiệm, dễ test, dễ bảo trì.</w:t>
+        <w:t xml:space="preserve">Sơ đồ 3 lớp: GUI (HTML/CSS/JS + Tailwind) ↔ API Controllers (C#) ↔ DAL (interface + implement) ↔ Microsoft Access (.accdb). Mũi tên 2 chiều thể hiện luồng dữ liệu. Giải thích tại sao 3 lớp: tách biệt trách nhiệm, dễ test, dễ bảo trì.</w:t>
       </w:r>
     </w:p>
     <w:p>
@@ -3293,7 +3293,7 @@
           <w:sz w:val="28"/>
           <w:szCs w:val="28"/>
         </w:rPr>
-        <w:t xml:space="preserve">3.8. Slide 8: Cơ sở dữ liệu SQLite</w:t>
+        <w:t xml:space="preserve">3.8. Slide 8: Cơ sở dữ liệu Microsoft Access</w:t>
       </w:r>
     </w:p>
     <w:p>
@@ -3333,7 +3333,7 @@
           <w:sz w:val="26"/>
           <w:szCs w:val="26"/>
         </w:rPr>
-        <w:t xml:space="preserve">5 bảng: Ban, SanPham, HoaDon, ChiTietHoaDon, NguoiDung. Mỗi bảng: khóa chính, khóa ngoại, ràng buộc (CHECK, UNIQUE, NOT NULL). PRAGMA foreign_keys = ON. File nha_hang.db.</w:t>
+        <w:t xml:space="preserve">5 bảng: Ban, SanPham, HoaDon, ChiTietHoaDon, NguoiDung. Mỗi bảng: khóa chính AUTOINCREMENT, khóa ngoại với Cascade Update/Delete, ràng buộc (UNIQUE, NOT NULL). Toàn vẹn tham chiếu tự động ép buộc. File QuanLyNhaHang.accdb.</w:t>
       </w:r>
     </w:p>
     <w:p>
@@ -4437,7 +4437,7 @@
           <w:sz w:val="26"/>
           <w:szCs w:val="26"/>
         </w:rPr>
-        <w:t xml:space="preserve">Tài liệu: Microsoft .NET docs, SQLite docs, Tailwind CSS docs, giáo trình OOP. Mã nguồn: GitHub repo URL. Báo cáo: file .docx đính kèm.</w:t>
+        <w:t xml:space="preserve">Tài liệu: Microsoft .NET docs, Microsoft Access docs, Tailwind CSS docs, giáo trình OOP. Mã nguồn: GitHub repo URL. Báo cáo: file .docx đính kèm.</w:t>
       </w:r>
     </w:p>
     <w:p>
@@ -4731,7 +4731,7 @@
           <w:sz w:val="26"/>
           <w:szCs w:val="26"/>
         </w:rPr>
-        <w:t xml:space="preserve">Vì sao em chọn SQLite thay vì SQL Server hay MySQL?</w:t>
+        <w:t xml:space="preserve">Vì sao em chọn Microsoft Access thay vì SQL Server hay MySQL?</w:t>
       </w:r>
     </w:p>
     <w:p>
@@ -4751,7 +4751,7 @@
           <w:sz w:val="26"/>
           <w:szCs w:val="26"/>
         </w:rPr>
-        <w:t xml:space="preserve">Trả lời gợi ý: SQLite là serverless, dữ liệu lưu trong 1 file .db, không cần cài đặt dịch vụ. Phù hợp với đề tài chạy trên 1 máy độc lập, dễ đóng gói cùng ứng dụng, dễ sao lưu. Khi mở rộng ra mạng LAN hoặc đa máy thì mới cần chuyển sang SQL Server / MySQL.</w:t>
+        <w:t xml:space="preserve">Trả lời gợi ý: Microsoft Access là HQTCSDL file-based, dữ liệu lưu trong 1 file .accdb, không cần cài đặt dịch vụ máy chủ. Phù hợp với đề tài chạy trên 1 máy độc lập, dễ đóng gói cùng ứng dụng, dễ sao lưu. Khi mở rộng ra mạng LAN hoặc đa máy thì mới cần chuyển sang SQL Server / MySQL (có thể dùng Upsizing Wizard của Access).</w:t>
       </w:r>
     </w:p>
     <w:p>
@@ -4867,7 +4867,7 @@
           <w:sz w:val="26"/>
           <w:szCs w:val="26"/>
         </w:rPr>
-        <w:t xml:space="preserve">Trả lời gợi ý: Để tách biệt trách nhiệm: Entity chỉ chứa dữ liệu, DAL chỉ lo truy xuất DB, GUI chỉ lo hiển thị. Khi cần đổi DB (ví dụ từ SQLite sang SQL Server) chỉ cần sửa DAL, GUI không cần đụng. Khi cần đổi giao diện (ví dụ từ web sang WinForms) chỉ cần sửa GUI, DAL giữ nguyên.</w:t>
+        <w:t xml:space="preserve">Trả lời gợi ý: Để tách biệt trách nhiệm: Entity chỉ chứa dữ liệu, DAL chỉ lo truy xuất DB, GUI chỉ lo hiển thị. Khi cần đổi DB (ví dụ từ Microsoft Access sang SQL Server) chỉ cần sửa DAL, GUI không cần đụng. Khi cần đổi giao diện (ví dụ từ web sang WinForms) chỉ cần sửa GUI, DAL giữ nguyên.</w:t>
       </w:r>
     </w:p>
     <w:p>
@@ -4925,7 +4925,7 @@
           <w:sz w:val="26"/>
           <w:szCs w:val="26"/>
         </w:rPr>
-        <w:t xml:space="preserve">Trả lời gợi ý: Mọi câu lệnh SQL đều dùng SqliteCommand với tham số @TenBan, @GiaCoBan... thay vì nối chuỗi trực tiếp. Tham số được tự động escape bởi thư viện Microsoft.Data.Sqlite, người dùng nhập ký tự đặc biệt (nhấy dấu nháy) cũng không phá vỡ câu lệnh được.</w:t>
+        <w:t xml:space="preserve">Trả lời gợi ý: Mọi câu lệnh SQL đều dùng OleDbCommand với tham số @TenBan, @GiaCoBan... thay vì nối chuỗi trực tiếp. Tham số được tự động escape bởi OLE DB provider (Microsoft.ACE.OLEDB.12.0), người dùng nhập ký tự đặc biệt (nháy dấu nháy) cũng không phá vỡ câu lệnh được.</w:t>
       </w:r>
     </w:p>
     <w:p>
@@ -5391,7 +5391,7 @@
           <w:sz w:val="26"/>
           <w:szCs w:val="26"/>
         </w:rPr>
-        <w:t xml:space="preserve">Đã kiểm tra dữ liệu mẫu còn trong nha_hang.db (xóa file .db cũ nếu muốn reset).</w:t>
+        <w:t xml:space="preserve">Đã kiểm tra dữ liệu mẫu còn trong QuanLyNhaHang.accdb (xóa file .accdb cũ nếu muốn reset).</w:t>
       </w:r>
     </w:p>
     <w:p>

--- a/KeHoachSlidePowerPoint_QuanLyNhaHang_HoQuangHuy.docx
+++ b/KeHoachSlidePowerPoint_QuanLyNhaHang_HoQuangHuy.docx
@@ -4925,7 +4925,7 @@
           <w:sz w:val="26"/>
           <w:szCs w:val="26"/>
         </w:rPr>
-        <w:t xml:space="preserve">Trả lời gợi ý: Mọi câu lệnh SQL đều dùng OleDbCommand với tham số @TenBan, @GiaCoBan... thay vì nối chuỗi trực tiếp. Tham số được tự động escape bởi OLE DB provider (Microsoft.ACE.OLEDB.12.0), người dùng nhập ký tự đặc biệt (nháy dấu nháy) cũng không phá vỡ câu lệnh được.</w:t>
+        <w:t xml:space="preserve">Trả lời gợi ý: Mọi câu lệnh SQL đều dùng OleDbCommand với tham số positional (?) thay vì nối chuỗi trực tiếp. Quan trọng: dùng Parameters.Add(name, OleDbType.X).Value với OleDbType tường minh (VarWChar, Integer, Currency, Date, Boolean) — không dùng AddWithValue để tránh lỗi 'Data type mismatch'. Tham số được tự động escape bởi OLE DB provider (Microsoft.ACE.OLEDB.12.0), người dùng nhập ký tự đặc biệt (nháy dấu nháy) cũng không phá vỡ câu lệnh được.</w:t>
       </w:r>
     </w:p>
     <w:p>
@@ -5195,7 +5195,7 @@
           <w:sz w:val="26"/>
           <w:szCs w:val="26"/>
         </w:rPr>
-        <w:t xml:space="preserve">Nếu thêm tính năng đặt bàn online thì làm thế nào?</w:t>
+        <w:t xml:space="preserve">Vì sao dùng Parameters.Add(name, OleDbType.X).Value mà không dùng AddWithValue?</w:t>
       </w:r>
     </w:p>
     <w:p>
@@ -5215,7 +5215,7 @@
           <w:sz w:val="26"/>
           <w:szCs w:val="26"/>
         </w:rPr>
-        <w:t xml:space="preserve">Trả lời gợi ý: Cần mở rộng thành web app thật (không chỉ WebView2). Thêm API endpoint /api/dat-ban với auth bằng token. Bổ sung bảng DatBanOnline. Có thể dùng ASP.NET Core trực tiếp, không cần WebView2 nữa. Đây là phần định hướng phát triển trong tương lai.</w:t>
+        <w:t xml:space="preserve">Trả lời gợi ý: AddWithValue để OLE DB tự suy luận kiểu từ giá trị C#, nhưng hay suy luận sai: DateTime → DBTimeStamp (thay vì Date), decimal → VarNumeric (thay vì Currency), bool → VarWChar (thay vì Boolean). Cột Access (SHORT_DATE_TIME, CURRENCY, YES/NO) không chấp nhận kiểu sai → báo 'Data type mismatch in criteria expression'. Dùng OleDbType tường minh ép đúng kiểu, vừa chống SQL Injection vừa tránh lỗi này.</w:t>
       </w:r>
     </w:p>
     <w:p>
@@ -5234,6 +5234,122 @@
           <w:szCs w:val="28"/>
         </w:rPr>
         <w:t xml:space="preserve">4.10. Câu hỏi 10</w:t>
+      </w:r>
+    </w:p>
+    <w:p>
+      <w:pPr>
+        <w:spacing w:after="80" w:before="0" w:line="360"/>
+        <w:ind w:firstLine="0"/>
+        <w:jc w:val="both"/>
+      </w:pPr>
+      <w:r>
+        <w:rPr>
+          <w:rFonts w:ascii="Times New Roman" w:eastAsia="Times New Roman"/>
+          <w:b/>
+          <w:bCs/>
+          <w:i w:val="false"/>
+          <w:iCs w:val="false"/>
+          <w:color w:val="000000"/>
+          <w:sz w:val="26"/>
+          <w:szCs w:val="26"/>
+        </w:rPr>
+        <w:t xml:space="preserve">Đồ án có test thử không?</w:t>
+      </w:r>
+    </w:p>
+    <w:p>
+      <w:pPr>
+        <w:spacing w:after="120" w:before="0" w:line="360"/>
+        <w:ind w:firstLine="480"/>
+        <w:jc w:val="both"/>
+      </w:pPr>
+      <w:r>
+        <w:rPr>
+          <w:rFonts w:ascii="Times New Roman" w:eastAsia="Times New Roman"/>
+          <w:b w:val="false"/>
+          <w:bCs w:val="false"/>
+          <w:i w:val="false"/>
+          <w:iCs w:val="false"/>
+          <w:color w:val="000000"/>
+          <w:sz w:val="26"/>
+          <w:szCs w:val="26"/>
+        </w:rPr>
+        <w:t xml:space="preserve">Trả lời gợi ý: Có. Vì không chạy được dotnet run trên Linux (OLE DB provider là Windows-only), đã tạo test harness Java dùng thư viện Jackcess để đọc trực tiếp file .accdb và mô phỏng toàn bộ query DAL. Test 59/59 PASS: verify schema (5 bảng, 30+ cột), dữ liệu mẫu, đa hình ThucAn/NuocUong, 3 quan hệ FK, toán vẹn tham chiếu. Ngoài ra build dotnet build PASS với 0 errors.</w:t>
+      </w:r>
+    </w:p>
+    <w:p>
+      <w:pPr>
+        <w:pStyle w:val="Heading2"/>
+        <w:spacing w:after="120" w:before="280" w:line="360"/>
+        <w:jc w:val="left"/>
+      </w:pPr>
+      <w:r>
+        <w:rPr>
+          <w:rFonts w:ascii="Times New Roman" w:eastAsia="Times New Roman"/>
+          <w:b/>
+          <w:bCs/>
+          <w:color w:val="1F3864"/>
+          <w:sz w:val="28"/>
+          <w:szCs w:val="28"/>
+        </w:rPr>
+        <w:t xml:space="preserve">4.11. Câu hỏi 11</w:t>
+      </w:r>
+    </w:p>
+    <w:p>
+      <w:pPr>
+        <w:spacing w:after="80" w:before="0" w:line="360"/>
+        <w:ind w:firstLine="0"/>
+        <w:jc w:val="both"/>
+      </w:pPr>
+      <w:r>
+        <w:rPr>
+          <w:rFonts w:ascii="Times New Roman" w:eastAsia="Times New Roman"/>
+          <w:b/>
+          <w:bCs/>
+          <w:i w:val="false"/>
+          <w:iCs w:val="false"/>
+          <w:color w:val="000000"/>
+          <w:sz w:val="26"/>
+          <w:szCs w:val="26"/>
+        </w:rPr>
+        <w:t xml:space="preserve">Nếu thêm tính năng đặt bàn online thì làm thế nào?</w:t>
+      </w:r>
+    </w:p>
+    <w:p>
+      <w:pPr>
+        <w:spacing w:after="120" w:before="0" w:line="360"/>
+        <w:ind w:firstLine="480"/>
+        <w:jc w:val="both"/>
+      </w:pPr>
+      <w:r>
+        <w:rPr>
+          <w:rFonts w:ascii="Times New Roman" w:eastAsia="Times New Roman"/>
+          <w:b w:val="false"/>
+          <w:bCs w:val="false"/>
+          <w:i w:val="false"/>
+          <w:iCs w:val="false"/>
+          <w:color w:val="000000"/>
+          <w:sz w:val="26"/>
+          <w:szCs w:val="26"/>
+        </w:rPr>
+        <w:t xml:space="preserve">Trả lời gợi ý: Cần mở rộng thành web app thật (không chỉ WebView2). Thêm API endpoint /api/dat-ban với auth bằng token. Bổ sung bảng DatBanOnline. Có thể dùng ASP.NET Core trực tiếp, không cần WebView2 nữa. Đây là phần định hướng phát triển trong tương lai.</w:t>
+      </w:r>
+    </w:p>
+    <w:p>
+      <w:pPr>
+        <w:pStyle w:val="Heading2"/>
+        <w:spacing w:after="120" w:before="280" w:line="360"/>
+        <w:jc w:val="left"/>
+      </w:pPr>
+      <w:r>
+        <w:rPr>
+          <w:rFonts w:ascii="Times New Roman" w:eastAsia="Times New Roman"/>
+          <w:b/>
+          <w:bCs/>
+          <w:color w:val="1F3864"/>
+          <w:sz w:val="28"/>
+          <w:szCs w:val="28"/>
+        </w:rPr>
+        <w:t xml:space="preserve">4.12. Câu hỏi 12</w:t>
       </w:r>
     </w:p>
     <w:p>
@@ -5351,7 +5467,7 @@
           <w:sz w:val="26"/>
           <w:szCs w:val="26"/>
         </w:rPr>
-        <w:t xml:space="preserve">Đã tải mã nguồn mới nhất từ GitHub về máy tính sẽ trình bày.</w:t>
+        <w:t xml:space="preserve">Đã tải mã nguồn mới nhất từ GitHub về máy tính sẽ trình bày (git pull origin main).</w:t>
       </w:r>
     </w:p>
     <w:p>
@@ -5371,7 +5487,7 @@
           <w:sz w:val="26"/>
           <w:szCs w:val="26"/>
         </w:rPr>
-        <w:t xml:space="preserve">Đã build lại ứng dụng và chạy thử ít nhất 1 vòng: đăng nhập → gọi món → thanh toán → xem báo cáo.</w:t>
+        <w:t xml:space="preserve">Đã build lại ứng dụng (dotnet build) và chạy thử ít nhất 1 vòng: đăng nhập → gọi món → thanh toán → xem báo cáo.</w:t>
       </w:r>
     </w:p>
     <w:p>
@@ -5391,7 +5507,7 @@
           <w:sz w:val="26"/>
           <w:szCs w:val="26"/>
         </w:rPr>
-        <w:t xml:space="preserve">Đã kiểm tra dữ liệu mẫu còn trong QuanLyNhaHang.accdb (xóa file .accdb cũ nếu muốn reset).</w:t>
+        <w:t xml:space="preserve">Đã kiểm tra dữ liệu mẫu còn trong QuanLyNhaHang.accdb (nếu muốn reset, copy file gốc từ access_db/).</w:t>
       </w:r>
     </w:p>
     <w:p>
@@ -5411,7 +5527,7 @@
           <w:sz w:val="26"/>
           <w:szCs w:val="26"/>
         </w:rPr>
-        <w:t xml:space="preserve">Đã chuẩn bị sẵn 2 tài khoản demo: admin / admin123 (QuanTri) và nhanvien1 / 123456 (NhanVien).</w:t>
+        <w:t xml:space="preserve">Đã chuẩn bị sẵn 3 tài khoản demo: admin / admin123 (QuanTri), huy / huy123456 (QuanTri), nhanvien1 / 123456 (NhanVien).</w:t>
       </w:r>
     </w:p>
     <w:p>
@@ -5431,7 +5547,7 @@
           <w:sz w:val="26"/>
           <w:szCs w:val="26"/>
         </w:rPr>
-        <w:t xml:space="preserve">Đã mở sẵn repo GitHub trên tab trình duyệt để thầy xem code trực tiếp nếu được yêu cầu.</w:t>
+        <w:t xml:space="preserve">Đã thử đăng ký tài khoản mới để xác nhận không còn lỗi 'Data type mismatch in criteria expression'.</w:t>
       </w:r>
     </w:p>
     <w:p>
@@ -5451,7 +5567,7 @@
           <w:sz w:val="26"/>
           <w:szCs w:val="26"/>
         </w:rPr>
-        <w:t xml:space="preserve">Đã thử mở 1 file code quan trọng (SanPham.cs, SanPhamDAL.cs) trong VS Code để sẵn sàng chỉ vào code.</w:t>
+        <w:t xml:space="preserve">Đã mở sẵn repo GitHub trên tab trình duyệt để thầy xem code trực tiếp nếu được yêu cầu.</w:t>
       </w:r>
     </w:p>
     <w:p>
@@ -5471,7 +5587,7 @@
           <w:sz w:val="26"/>
           <w:szCs w:val="26"/>
         </w:rPr>
-        <w:t xml:space="preserve">Đã kiểm tra máy chiếu, độ phân giải, font chữ hiển thị đúng.</w:t>
+        <w:t xml:space="preserve">Đã thử mở 1 file code quan trọng (SanPham.cs, SanPhamDAL.cs, NguoiDungDAL.cs) trong VS Code để sẵn sàng chỉ vào code.</w:t>
       </w:r>
     </w:p>
     <w:p>
@@ -5491,7 +5607,7 @@
           <w:sz w:val="26"/>
           <w:szCs w:val="26"/>
         </w:rPr>
-        <w:t xml:space="preserve">Đã chuẩn bị sẵn file PowerPoint (.pptx) backup trên USB + Google Drive.</w:t>
+        <w:t xml:space="preserve">Đã kiểm tra máy chiếu, độ phân giải, font chữ hiển thị đúng.</w:t>
       </w:r>
     </w:p>
     <w:p>
@@ -5511,7 +5627,7 @@
           <w:sz w:val="26"/>
           <w:szCs w:val="26"/>
         </w:rPr>
-        <w:t xml:space="preserve">Đã tập dượt trước gương hoặc với bạn bè ít nhất 1 vòng, đo thời gian để đảm bảo dưới 20 phút.</w:t>
+        <w:t xml:space="preserve">Đã chuẩn bị sẵn file PowerPoint (.pptx) backup trên USB + Google Drive.</w:t>
       </w:r>
     </w:p>
     <w:p>
@@ -5531,7 +5647,27 @@
           <w:sz w:val="26"/>
           <w:szCs w:val="26"/>
         </w:rPr>
-        <w:t xml:space="preserve">Đã đọc lại báo cáo 1 lần để nắm chắc các con số (5 bảng, 4 nguyên lý, 17 slide...).</w:t>
+        <w:t xml:space="preserve">Đã tập dượt trước gương hoặc với bạn bè ít nhất 1 vòng, đo thời gian để đảm bảo dưới 20 phút.</w:t>
+      </w:r>
+    </w:p>
+    <w:p>
+      <w:pPr>
+        <w:pStyle w:val="ListParagraph"/>
+        <w:numPr>
+          <w:ilvl w:val="0"/>
+          <w:numId w:val="1"/>
+        </w:numPr>
+        <w:spacing w:after="60" w:before="0" w:line="360"/>
+        <w:jc w:val="both"/>
+      </w:pPr>
+      <w:r>
+        <w:rPr>
+          <w:rFonts w:ascii="Times New Roman" w:eastAsia="Times New Roman"/>
+          <w:color w:val="000000"/>
+          <w:sz w:val="26"/>
+          <w:szCs w:val="26"/>
+        </w:rPr>
+        <w:t xml:space="preserve">Đã đọc lại báo cáo 1 lần để nắm chắc các con số (5 bảng, 4 nguyên lý, 17 slide, 59/59 test PASS...).</w:t>
       </w:r>
     </w:p>
     <w:p>

--- a/KeHoachSlidePowerPoint_QuanLyNhaHang_HoQuangHuy.docx
+++ b/KeHoachSlidePowerPoint_QuanLyNhaHang_HoQuangHuy.docx
@@ -3471,7 +3471,7 @@
           <w:sz w:val="26"/>
           <w:szCs w:val="26"/>
         </w:rPr>
-        <w:t xml:space="preserve">3 lớp bảo mật: (1) Băm mật khẩu SHA-256 trước khi lưu (MatKhauBaoMat.cs); (2) Parameterized queries cho mọi SQL (chống SQL Injection); (3) try-catch-finally với conn.Close() trong finally.</w:t>
+        <w:t xml:space="preserve">2 lớp bảo mật: (1) Parameterized queries cho mọi SQL — dùng Parameters.Add(name, OleDbType.X).Value với OleDbType tường minh (VarWChar, Integer, Currency, Date, Boolean) thay vì AddWithValue để chống SQL Injection và tránh lỗi 'Data type mismatch'; (2) try-catch trong mọi hàm DAL, dùng using var để tự đóng kết nối. Mật khẩu lưu PLAIN-TEXT (không băm SHA-256) — lựa chọn tối giản hoá cho đồ án nhỏ, giúp học sinh có thể tự thêm/sửa tài khoản, bàn, món ăn trực tiếp trong file Access.</w:t>
       </w:r>
     </w:p>
     <w:p>
@@ -3511,7 +3511,7 @@
           <w:sz w:val="26"/>
           <w:szCs w:val="26"/>
         </w:rPr>
-        <w:t xml:space="preserve">Code snippet 3 đoạn ngắn: SHA-256 hash, parameterized query, try-catch-finally.</w:t>
+        <w:t xml:space="preserve">Code snippet 2 đoạn ngắn: parameterized query với OleDbType, khối using var OleDbConnection.</w:t>
       </w:r>
     </w:p>
     <w:p>
@@ -3609,7 +3609,7 @@
           <w:sz w:val="26"/>
           <w:szCs w:val="26"/>
         </w:rPr>
-        <w:t xml:space="preserve">Trang đăng nhập: 2 ô nhập, nút Đăng nhập/Đăng ký, mật khẩu băm SHA-256. Trang sơ đồ bàn: lưới các bàn, bàn trống màu xanh, bàn có khách màu vàng, bấm để order.</w:t>
+        <w:t xml:space="preserve">Trang đăng nhập: 2 ô nhập, nút Đăng nhập/Đăng ký, mật khẩu plain-text được so sánh trực tiếp trong ApiTaiKhoan.cs. Trang sơ đồ bàn: lưới các bàn, bàn trống màu xanh, bàn có khách màu vàng, bấm để order.</w:t>
       </w:r>
     </w:p>
     <w:p>
@@ -4983,7 +4983,7 @@
           <w:sz w:val="26"/>
           <w:szCs w:val="26"/>
         </w:rPr>
-        <w:t xml:space="preserve">Trả lời gợi ý: Mật khẩu không lưu plain-text. Khi đăng ký, sinh viên băm SHA-256 bằng lớp MatKhauBaoMat rồi lưu hash. Khi đăng nhập, băm mật khẩu nhập vào và so sánh với hash. Nhờ đó ngay cả khi DB bị lộ, người ta cũng không lấy được mật khẩu gốc.</w:t>
+        <w:t xml:space="preserve">Trả lời gợi ý: Mật khẩu lưu plain-text (không băm SHA-256). Lý do: đây là đồ án nhỏ, không cần bảo mật cao. Hơn nữa, học sinh có thể tự thêm/sửa tài khoản trực tiếp trong file Access mà không cần tính hash. Nếu ứng dụng thực tế, ta sẽ dùng BCrypt hoặc PBKDF2 (có salt) thay vì SHA-256 thường.</w:t>
       </w:r>
     </w:p>
     <w:p>

--- a/KeHoachSlidePowerPoint_QuanLyNhaHang_HoQuangHuy.docx
+++ b/KeHoachSlidePowerPoint_QuanLyNhaHang_HoQuangHuy.docx
@@ -1879,7 +1879,7 @@
           <w:i w:val="0"/>
           <w:sz w:val="26"/>
         </w:rPr>
-        <w:t>Bảng 2 cột "Bài giữa kỳ" | "Bài cuối kì" với 7 dòng. Đây là slide quan trọng nhất — giảng viên rất quan tâm. Mỗi dòng chỉ 5–7 từ để dễ đọc trong 40 giây.</w:t>
+        <w:t>Bảng 2 cột "Bài giữa kỳ" | "Bài cuối kì" với 8 dòng. Đây là slide quan trọng nhất — giảng viên rất quan tâm, đặc biệt dòng cuối là góp ý trực tiếp từ thầy. Mỗi dòng chỉ 5–7 từ để dễ đọc trong 40 giây.</w:t>
       </w:r>
     </w:p>
     <w:tbl>
@@ -2411,6 +2411,70 @@
           </w:p>
         </w:tc>
       </w:tr>
+      <w:tr>
+        <w:tc>
+          <w:tcPr>
+            <w:tcW w:type="dxa" w:w="2551"/>
+            <w:vAlign w:val="center"/>
+          </w:tcPr>
+          <w:p>
+            <w:pPr>
+              <w:jc w:val="left"/>
+            </w:pPr>
+            <w:r>
+              <w:rPr>
+                <w:rFonts w:ascii="Times New Roman" w:hAnsi="Times New Roman" w:eastAsia="Times New Roman"/>
+                <w:b/>
+                <w:i w:val="0"/>
+                <w:sz w:val="20"/>
+              </w:rPr>
+              <w:t>Luồng Bàn → Gọi món (góp ý thầy)</w:t>
+            </w:r>
+          </w:p>
+        </w:tc>
+        <w:tc>
+          <w:tcPr>
+            <w:tcW w:type="dxa" w:w="3118"/>
+            <w:vAlign w:val="center"/>
+            <w:shd w:val="clear" w:fill="FCE4E4"/>
+          </w:tcPr>
+          <w:p>
+            <w:pPr>
+              <w:jc w:val="left"/>
+            </w:pPr>
+            <w:r>
+              <w:rPr>
+                <w:rFonts w:ascii="Times New Roman" w:hAnsi="Times New Roman" w:eastAsia="Times New Roman"/>
+                <w:b w:val="0"/>
+                <w:i w:val="0"/>
+                <w:sz w:val="20"/>
+              </w:rPr>
+              <w:t>Nút "Gọi thêm món" chỉ link order.html — vào trang order phải chọn lại bàn</w:t>
+            </w:r>
+          </w:p>
+        </w:tc>
+        <w:tc>
+          <w:tcPr>
+            <w:tcW w:type="dxa" w:w="3118"/>
+            <w:vAlign w:val="center"/>
+            <w:shd w:val="clear" w:fill="E4F4E4"/>
+          </w:tcPr>
+          <w:p>
+            <w:pPr>
+              <w:jc w:val="left"/>
+            </w:pPr>
+            <w:r>
+              <w:rPr>
+                <w:rFonts w:ascii="Times New Roman" w:hAnsi="Times New Roman" w:eastAsia="Times New Roman"/>
+                <w:b w:val="0"/>
+                <w:i w:val="0"/>
+                <w:sz w:val="20"/>
+              </w:rPr>
+              <w:t>Link order.html?banId={id} → order.js đọc URLSearchParams, tự gọi chonBan() — bàn được gọi sẵn, không cần chọn lại</w:t>
+            </w:r>
+          </w:p>
+        </w:tc>
+      </w:tr>
     </w:tbl>
     <w:p>
       <w:pPr>
@@ -2467,7 +2531,7 @@
           <w:color w:val="333333"/>
           <w:sz w:val="26"/>
         </w:rPr>
-        <w:t>"So với bài giữa kỳ, em đã khắc phục 6 điểm quan trọng. Thứ nhất, chuyển từ SQLite sang Microsoft Access để phù hợp môi trường Windows và dùng được OleDb. Thứ hai, sửa lỗi "Data type mismatch" bằng cách bỏ AddWithValue, dùng Parameters.Add với OleDbType tường minh và tham số positional thay vì named. Thứ ba, thêm module đăng nhập với phân quyền QuanTri/NhanVien — bài giữa kỳ không có. Thứ tư, thêm module báo cáo doanh thu theo ngày. Thứ năm, bỏ băm SHA-256 mật khẩu vì đây là đồ án nhỏ, lưu plain-text để em tự thêm-sửa dữ liệu trong Access được luôn. Thứ sáu, tích hợp WebView2 đóng gói thành desktop app WinExe, và thêm ghi chú tiếng Việt 100% từng dòng code để phục vụ thi vấn đáp 1-1 với thầy."</w:t>
+        <w:t>"So với bài giữa kỳ, em đã khắc phục 8 điểm quan trọng. Thứ nhất, chuyển từ SQLite sang Microsoft Access để phù hợp môi trường Windows và dùng được OleDb. Thứ hai, sửa lỗi "Data type mismatch" bằng cách bỏ AddWithValue, dùng Parameters.Add với OleDbType tường minh và tham số positional thay vì named. Thứ ba, thêm module đăng nhập với phân quyền QuanTri/NhanVien — bài giữa kỳ không có. Thứ tư, thêm module báo cáo doanh thu theo ngày. Thứ năm, bỏ băm SHA-256 mật khẩu vì đây là đồ án nhỏ, lưu plain-text để em tự thêm-sửa dữ liệu trong Access được luôn. Thứ sáu, tích hợp WebView2 đóng gói thành desktop app WinExe. Thứ bảy, thêm ghi chú tiếng Việt 100% từng dòng code để phục vụ thi vấn đáp 1-1 với thầy. Thứ tám — đây là điểm thầy góp ý trực tiếp — sửa luồng từ trang Bàn sang trang Gọi món: trước đây nút "Gọi thêm món" chỉ chuyển trang order.html, người dùng phải chọn lại bàn; giờ em sửa thành link order.html?banId={id}, bên order.js đọc URLSearchParams và tự gọi hàm chonBan() để bàn được chọn sẵn, đúng như ý thầy muốn: từ bàn → gọi thêm bàn → qua giao diện gọi món phải gọi sẵn bàn."</w:t>
       </w:r>
     </w:p>
     <w:p>

--- a/KeHoachSlidePowerPoint_QuanLyNhaHang_HoQuangHuy.docx
+++ b/KeHoachSlidePowerPoint_QuanLyNhaHang_HoQuangHuy.docx
@@ -1803,7 +1803,7 @@
           <w:color w:val="A06A00"/>
           <w:sz w:val="26"/>
         </w:rPr>
-        <w:t xml:space="preserve">🎤 Lời dẫn: </w:t>
+        <w:t>🎤 Lời dẫn: "Sơ đồ Use Case có 2 tác nhân: Quản trị viên có toàn quyền — từ đăng nhập, quản lý thực đơn, quản lý tài khoản, đến xem báo cáo doanh thu; Nhân viên chỉ được xem sơ đồ bàn, gọi món, thanh toán và xem lịch sử hóa đơn. Hệ thống gồm 9 use case chính. Có 2 quan hệ «include»: gọi món tự động đổi trạng thái bàn, và thanh toán tự động lưu vào lịch sử. Có 1 quan hệ «extend»: báo cáo là phần mở rộng của lịch sử. Phân quyền được kiểm soát tại tầng API thông qua cột VaiTro trong bảng NguoiDung."</w:t>
       </w:r>
       <w:r>
         <w:rPr>
@@ -1813,7 +1813,6 @@
           <w:color w:val="333333"/>
           <w:sz w:val="26"/>
         </w:rPr>
-        <w:t>"Sơ đồ Use Case có 2 tác nhân: Quản trị viên có toàn quyền — từ đăng nhập, quản lý thực đơn, quản lý tài khoản, đến xem báo cáo doanh thu; Nhân viên chỉ được gọi món và thanh toán. Hệ thống gồm 9 use case chính. Có 2 quan hệ «include»: gọi món tự động đổi trạng thái bàn, và thanh toán tự động lưu vào lịch sử. Có 1 quan hệ «extend»: báo cáo là phần mở rộng của lịch sử. Phân quyền được kiểm soát tại tầng API thông qua cột VaiTro trong bảng NguoiDung."</w:t>
       </w:r>
     </w:p>
     <w:p>
